--- a/public/guia-validacao-local-mariah-es.docx
+++ b/public/guia-validacao-local-mariah-es.docx
@@ -1306,7 +1306,7 @@
           <w:sz w:val="24"/>
           <w:szCs w:val="24"/>
         </w:rPr>
-        <w:t>El canal sugerido es el envío de la planilla-modelo, completada y con la identificación institucional del CEP, a la dirección electrónica del Grupo de Trabajo indicada en la página oficial de la guía. El envío puede hacerse en el formato que el CEP prefiera: la planilla completa, un resumen de los indicadores agregados o solo una nota narrativa que describa lo que el colegiado observó. Los CEPs preocupados por la confidencialidad de la información institucional pueden enviar solo los indicadores agregados, sin los registros por protocolo.</w:t>
+        <w:t>El canal sugerido es el envío de la planilla-modelo, cumplimentada y con la identificación institucional del CEP, a la dirección electrónica del Grupo de Trabajo indicada en la página oficial de la guía. El envío puede hacerse en el formato que el CEP prefiera: la planilla completa, un resumen de los indicadores agregados o solo una nota narrativa que describa lo que el colegiado observó. Los CEPs preocupados por la confidencialidad de la información institucional pueden enviar solo los indicadores agregados, sin los registros por protocolo.</w:t>
       </w:r>
     </w:p>
     <w:p>
